--- a/docs/Руководство_администратора.docx
+++ b/docs/Руководство_администратора.docx
@@ -2898,7 +2898,272 @@
           <w:sz w:val="32"/>
           <w:szCs w:val="32"/>
         </w:rPr>
-        <w:t xml:space="preserve">13. Эксплуатация (кратко)</w:t>
+        <w:t xml:space="preserve">13. Архив дашбордов</w:t>
+      </w:r>
+    </w:p>
+    <w:p>
+      <w:pPr>
+        <w:spacing w:after="120" w:line="300"/>
+      </w:pPr>
+      <w:r>
+        <w:rPr>
+          <w:rFonts w:ascii="PT Sans" w:cs="PT Sans" w:eastAsia="PT Sans" w:hAnsi="PT Sans"/>
+          <w:color w:val="2c2a29"/>
+          <w:sz w:val="22"/>
+          <w:szCs w:val="22"/>
+        </w:rPr>
+        <w:t xml:space="preserve">Архив хранит </w:t>
+      </w:r>
+      <w:r>
+        <w:rPr>
+          <w:rFonts w:ascii="PT Sans" w:cs="PT Sans" w:eastAsia="PT Sans" w:hAnsi="PT Sans"/>
+          <w:b/>
+          <w:bCs/>
+          <w:color w:val="2c2a29"/>
+          <w:sz w:val="22"/>
+          <w:szCs w:val="22"/>
+        </w:rPr>
+        <w:t xml:space="preserve">слепки</w:t>
+      </w:r>
+      <w:r>
+        <w:rPr>
+          <w:rFonts w:ascii="PT Sans" w:cs="PT Sans" w:eastAsia="PT Sans" w:hAnsi="PT Sans"/>
+          <w:color w:val="2c2a29"/>
+          <w:sz w:val="22"/>
+          <w:szCs w:val="22"/>
+        </w:rPr>
+        <w:t xml:space="preserve"> дашбордов по месяцам: рассчитанные данные всех виджетов замораживаются на момент архивации. Это защищает историческую отчётность от ретенции данных и последующих правок дашбордов.</w:t>
+      </w:r>
+    </w:p>
+    <w:p>
+      <w:pPr>
+        <w:keepNext/>
+        <w:spacing w:after="60" w:before="160"/>
+        <w:jc w:val="center"/>
+      </w:pPr>
+      <w:r>
+        <w:drawing>
+          <wp:inline distT="0" distB="0" distL="0" distR="0">
+            <wp:extent cx="5829300" cy="3648075"/>
+            <wp:effectExtent t="0" r="0" b="0" l="0"/>
+            <wp:docPr id="1" name="" descr="" title=""/>
+            <wp:cNvGraphicFramePr>
+              <a:graphicFrameLocks xmlns:a="http://schemas.openxmlformats.org/drawingml/2006/main" noChangeAspect="1"/>
+            </wp:cNvGraphicFramePr>
+            <a:graphic xmlns:a="http://schemas.openxmlformats.org/drawingml/2006/main">
+              <a:graphicData uri="http://schemas.openxmlformats.org/drawingml/2006/picture">
+                <pic:pic xmlns:pic="http://schemas.openxmlformats.org/drawingml/2006/picture">
+                  <pic:nvPicPr>
+                    <pic:cNvPr id="0" name="" descr=""/>
+                    <pic:cNvPicPr>
+                      <a:picLocks noChangeAspect="1" noChangeArrowheads="1"/>
+                    </pic:cNvPicPr>
+                  </pic:nvPicPr>
+                  <pic:blipFill>
+                    <a:blip r:embed="rId20" cstate="none"/>
+                    <a:srcRect/>
+                    <a:stretch>
+                      <a:fillRect/>
+                    </a:stretch>
+                  </pic:blipFill>
+                  <pic:spPr bwMode="auto">
+                    <a:xfrm>
+                      <a:off x="0" y="0"/>
+                      <a:ext cx="5829300" cy="3648075"/>
+                    </a:xfrm>
+                    <a:prstGeom prst="rect">
+                      <a:avLst/>
+                    </a:prstGeom>
+                  </pic:spPr>
+                </pic:pic>
+              </a:graphicData>
+            </a:graphic>
+          </wp:inline>
+        </w:drawing>
+      </w:r>
+    </w:p>
+    <w:p>
+      <w:pPr>
+        <w:spacing w:after="200"/>
+        <w:jc w:val="center"/>
+      </w:pPr>
+      <w:r>
+        <w:rPr>
+          <w:rFonts w:ascii="PT Sans" w:cs="PT Sans" w:eastAsia="PT Sans" w:hAnsi="PT Sans"/>
+          <w:i/>
+          <w:iCs/>
+          <w:color w:val="6b625c"/>
+          <w:sz w:val="18"/>
+          <w:szCs w:val="18"/>
+        </w:rPr>
+        <w:t xml:space="preserve">Рис. 14. Раздел «Архив»: месячные папки, поиск по названию/теме, карточки слепков</w:t>
+      </w:r>
+    </w:p>
+    <w:p>
+      <w:pPr>
+        <w:pStyle w:val="ListParagraph"/>
+        <w:numPr>
+          <w:ilvl w:val="0"/>
+          <w:numId w:val="3"/>
+        </w:numPr>
+        <w:spacing w:after="60" w:line="280"/>
+      </w:pPr>
+      <w:r>
+        <w:rPr>
+          <w:rFonts w:ascii="PT Sans" w:cs="PT Sans" w:eastAsia="PT Sans" w:hAnsi="PT Sans"/>
+          <w:b/>
+          <w:bCs/>
+          <w:color w:val="2c2a29"/>
+          <w:sz w:val="22"/>
+          <w:szCs w:val="22"/>
+        </w:rPr>
+        <w:t xml:space="preserve">Кто видит раздел:</w:t>
+      </w:r>
+      <w:r>
+        <w:rPr>
+          <w:rFonts w:ascii="PT Sans" w:cs="PT Sans" w:eastAsia="PT Sans" w:hAnsi="PT Sans"/>
+          <w:color w:val="2c2a29"/>
+          <w:sz w:val="22"/>
+          <w:szCs w:val="22"/>
+        </w:rPr>
+        <w:t xml:space="preserve"> администраторы и модераторы — всегда; обычные пользователи — только по допуску («🔑 Доступ к архиву»: выдать/отозвать; допущенный видит весь архив).</w:t>
+      </w:r>
+    </w:p>
+    <w:p>
+      <w:pPr>
+        <w:pStyle w:val="ListParagraph"/>
+        <w:numPr>
+          <w:ilvl w:val="0"/>
+          <w:numId w:val="3"/>
+        </w:numPr>
+        <w:spacing w:after="60" w:line="280"/>
+      </w:pPr>
+      <w:r>
+        <w:rPr>
+          <w:rFonts w:ascii="PT Sans" w:cs="PT Sans" w:eastAsia="PT Sans" w:hAnsi="PT Sans"/>
+          <w:b/>
+          <w:bCs/>
+          <w:color w:val="2c2a29"/>
+          <w:sz w:val="22"/>
+          <w:szCs w:val="22"/>
+        </w:rPr>
+        <w:t xml:space="preserve">Важно про данные:</w:t>
+      </w:r>
+      <w:r>
+        <w:rPr>
+          <w:rFonts w:ascii="PT Sans" w:cs="PT Sans" w:eastAsia="PT Sans" w:hAnsi="PT Sans"/>
+          <w:color w:val="2c2a29"/>
+          <w:sz w:val="22"/>
+          <w:szCs w:val="22"/>
+        </w:rPr>
+        <w:t xml:space="preserve"> слепок объективен — полные данные без строкового RLS. Поэтому допуск в архив выдавайте осознанно.</w:t>
+      </w:r>
+    </w:p>
+    <w:p>
+      <w:pPr>
+        <w:pStyle w:val="ListParagraph"/>
+        <w:numPr>
+          <w:ilvl w:val="0"/>
+          <w:numId w:val="3"/>
+        </w:numPr>
+        <w:spacing w:after="60" w:line="280"/>
+      </w:pPr>
+      <w:r>
+        <w:rPr>
+          <w:rFonts w:ascii="PT Sans" w:cs="PT Sans" w:eastAsia="PT Sans" w:hAnsi="PT Sans"/>
+          <w:b/>
+          <w:bCs/>
+          <w:color w:val="2c2a29"/>
+          <w:sz w:val="22"/>
+          <w:szCs w:val="22"/>
+        </w:rPr>
+        <w:t xml:space="preserve">Защита:</w:t>
+      </w:r>
+      <w:r>
+        <w:rPr>
+          <w:rFonts w:ascii="PT Sans" w:cs="PT Sans" w:eastAsia="PT Sans" w:hAnsi="PT Sans"/>
+          <w:color w:val="2c2a29"/>
+          <w:sz w:val="22"/>
+          <w:szCs w:val="22"/>
+        </w:rPr>
+        <w:t xml:space="preserve"> слепок нельзя отредактировать; удалить может только администратор (с подтверждением). «↩ Вернуть из архива» восстанавливает дашборду прежний статус, слепок остаётся как история.</w:t>
+      </w:r>
+    </w:p>
+    <w:p>
+      <w:pPr>
+        <w:pStyle w:val="ListParagraph"/>
+        <w:numPr>
+          <w:ilvl w:val="0"/>
+          <w:numId w:val="3"/>
+        </w:numPr>
+        <w:spacing w:after="60" w:line="280"/>
+      </w:pPr>
+      <w:r>
+        <w:rPr>
+          <w:rFonts w:ascii="PT Sans" w:cs="PT Sans" w:eastAsia="PT Sans" w:hAnsi="PT Sans"/>
+          <w:b/>
+          <w:bCs/>
+          <w:color w:val="2c2a29"/>
+          <w:sz w:val="22"/>
+          <w:szCs w:val="22"/>
+        </w:rPr>
+        <w:t xml:space="preserve">Автоархивация:</w:t>
+      </w:r>
+      <w:r>
+        <w:rPr>
+          <w:rFonts w:ascii="PT Sans" w:cs="PT Sans" w:eastAsia="PT Sans" w:hAnsi="PT Sans"/>
+          <w:color w:val="2c2a29"/>
+          <w:sz w:val="22"/>
+          <w:szCs w:val="22"/>
+        </w:rPr>
+        <w:t xml:space="preserve"> тумблер «📅 автослепок» на дашборде — планировщик 1-го числа в 02:00 сохраняет слепок за прошедший месяц (идемпотентно), дашборд остаётся в работе.</w:t>
+      </w:r>
+    </w:p>
+    <w:p>
+      <w:pPr>
+        <w:pStyle w:val="ListParagraph"/>
+        <w:numPr>
+          <w:ilvl w:val="0"/>
+          <w:numId w:val="3"/>
+        </w:numPr>
+        <w:spacing w:after="60" w:line="280"/>
+      </w:pPr>
+      <w:r>
+        <w:rPr>
+          <w:rFonts w:ascii="PT Sans" w:cs="PT Sans" w:eastAsia="PT Sans" w:hAnsi="PT Sans"/>
+          <w:b/>
+          <w:bCs/>
+          <w:color w:val="2c2a29"/>
+          <w:sz w:val="22"/>
+          <w:szCs w:val="22"/>
+        </w:rPr>
+        <w:t xml:space="preserve">Аудит:</w:t>
+      </w:r>
+      <w:r>
+        <w:rPr>
+          <w:rFonts w:ascii="PT Sans" w:cs="PT Sans" w:eastAsia="PT Sans" w:hAnsi="PT Sans"/>
+          <w:color w:val="2c2a29"/>
+          <w:sz w:val="22"/>
+          <w:szCs w:val="22"/>
+        </w:rPr>
+        <w:t xml:space="preserve"> архивация, возврат, выдача/отзыв допуска и удаление слепка фиксируются в журнале («архивация», «возврат из архива», «выдача/отзыв доступа», «удаление»).</w:t>
+      </w:r>
+    </w:p>
+    <w:p>
+      <w:pPr>
+        <w:pStyle w:val="Heading1"/>
+        <w:spacing w:after="160" w:before="360"/>
+      </w:pPr>
+      <w:r>
+        <w:rPr>
+          <w:rFonts w:ascii="PT Sans" w:cs="PT Sans" w:eastAsia="PT Sans" w:hAnsi="PT Sans"/>
+          <w:b/>
+          <w:bCs/>
+          <w:color w:val="e04e39"/>
+          <w:sz w:val="32"/>
+          <w:szCs w:val="32"/>
+        </w:rPr>
+        <w:t xml:space="preserve">14. Эксплуатация (кратко)</w:t>
       </w:r>
     </w:p>
     <w:p>
@@ -3361,7 +3626,7 @@
           <w:sz w:val="32"/>
           <w:szCs w:val="32"/>
         </w:rPr>
-        <w:t xml:space="preserve">14. Осознанно отложенные функции</w:t>
+        <w:t xml:space="preserve">15. Осознанно отложенные функции</w:t>
       </w:r>
     </w:p>
     <w:p>

--- a/docs/Руководство_администратора.docx
+++ b/docs/Руководство_администратора.docx
@@ -1063,7 +1063,7 @@
           <w:sz w:val="22"/>
           <w:szCs w:val="22"/>
         </w:rPr>
-        <w:t xml:space="preserve">В шапке: статус «API: ok · БД ok» (живой индикатор), кнопка «🧭 Настройка» (мастер), колокольчик, переключатель темы, «Выйти». Тёмная тема:</w:t>
+        <w:t xml:space="preserve">В шапке: статус «API: ok · БД ok» (живой индикатор), кнопка «🧭 Настройка» (мастер), колокольчик, переключатель темы, «Выйти». Тем оформления три: светлая, тёмная и сине-золотая «МинЭк ДНР» (по брендбуку Минэкономразвития ДНР) — переключение кнопкой в шапке по кругу. Тёмная тема:</w:t>
       </w:r>
     </w:p>
     <w:p>
